--- a/Skill/Week 3/Task 3.1.docx
+++ b/Skill/Week 3/Task 3.1.docx
@@ -16,7 +16,21 @@
           <w:bCs w:val="1"/>
           <w:rtl w:val="0"/>
         </w:rPr>
-        <w:t xml:space="preserve">Develop a C program using fork() that creates a parent and child process. Display the Process ID (PID), Parent Process ID (PPID), and process states at different stages of execution</w:t>
+        <w:t xml:space="preserve">TO Apply Single Quotes, Preserve Literal Content, Ignore Variable Expansion, Store Quoted Strings, Validate Parsing Results, Test Edge Cases     </w:t>
+      </w:r>
+    </w:p>
+    <w:p>
+      <w:pPr>
+        <w:jc w:val="both"/>
+        <w:rPr>
+          <w:b w:val="1"/>
+          <w:bCs w:val="1"/>
+        </w:rPr>
+      </w:pPr>
+      <w:r>
+        <w:rPr>
+          <w:rtl w:val="0"/>
+        </w:rPr>
       </w:r>
     </w:p>
     <w:p>
@@ -65,14 +79,14 @@
         </w:rPr>
         <w:drawing>
           <wp:inline distB="114300" distT="114300" distL="114300" distR="114300">
-            <wp:extent cx="4448175" cy="4762500"/>
+            <wp:extent cx="4600575" cy="2943225"/>
             <wp:effectExtent b="0" l="0" r="0" t="0"/>
-            <wp:docPr id="1" name="image2.png"/>
+            <wp:docPr id="2" name="image1.png"/>
             <a:graphic>
               <a:graphicData uri="http://schemas.openxmlformats.org/drawingml/2006/picture">
                 <pic:pic>
                   <pic:nvPicPr>
-                    <pic:cNvPr id="0" name="image2.png"/>
+                    <pic:cNvPr id="0" name="image1.png"/>
                     <pic:cNvPicPr preferRelativeResize="0"/>
                   </pic:nvPicPr>
                   <pic:blipFill>
@@ -85,7 +99,7 @@
                   <pic:spPr>
                     <a:xfrm>
                       <a:off x="0" y="0"/>
-                      <a:ext cx="4448175" cy="4762500"/>
+                      <a:ext cx="4600575" cy="2943225"/>
                     </a:xfrm>
                     <a:prstGeom prst="rect"/>
                     <a:ln/>
@@ -126,6 +140,20 @@
       </w:pPr>
       <w:r>
         <w:rPr>
+          <w:rtl w:val="0"/>
+        </w:rPr>
+      </w:r>
+    </w:p>
+    <w:p>
+      <w:pPr>
+        <w:jc w:val="both"/>
+        <w:rPr>
+          <w:b w:val="1"/>
+          <w:bCs w:val="1"/>
+        </w:rPr>
+      </w:pPr>
+      <w:r>
+        <w:rPr>
           <w:b w:val="1"/>
           <w:bCs w:val="1"/>
           <w:rtl w:val="0"/>
@@ -139,17 +167,20 @@
         <w:rPr/>
       </w:pPr>
       <w:r>
-        <w:rPr/>
+        <w:rPr>
+          <w:b w:val="1"/>
+          <w:bCs w:val="1"/>
+        </w:rPr>
         <w:drawing>
           <wp:inline distB="114300" distT="114300" distL="114300" distR="114300">
-            <wp:extent cx="5667375" cy="1600200"/>
+            <wp:extent cx="5943600" cy="800100"/>
             <wp:effectExtent b="0" l="0" r="0" t="0"/>
-            <wp:docPr id="2" name="image1.png"/>
+            <wp:docPr id="1" name="image2.png"/>
             <a:graphic>
               <a:graphicData uri="http://schemas.openxmlformats.org/drawingml/2006/picture">
                 <pic:pic>
                   <pic:nvPicPr>
-                    <pic:cNvPr id="0" name="image1.png"/>
+                    <pic:cNvPr id="0" name="image2.png"/>
                     <pic:cNvPicPr preferRelativeResize="0"/>
                   </pic:nvPicPr>
                   <pic:blipFill>
@@ -162,7 +193,7 @@
                   <pic:spPr>
                     <a:xfrm>
                       <a:off x="0" y="0"/>
-                      <a:ext cx="5667375" cy="1600200"/>
+                      <a:ext cx="5943600" cy="800100"/>
                     </a:xfrm>
                     <a:prstGeom prst="rect"/>
                     <a:ln/>
@@ -173,17 +204,6 @@
           </wp:inline>
         </w:drawing>
       </w:r>
-      <w:r>
-        <w:rPr>
-          <w:rtl w:val="0"/>
-        </w:rPr>
-      </w:r>
-    </w:p>
-    <w:p>
-      <w:pPr>
-        <w:jc w:val="both"/>
-        <w:rPr/>
-      </w:pPr>
       <w:r>
         <w:rPr>
           <w:rtl w:val="0"/>
